--- a/examples/sample_course__blueprint_bundle/sample_course__rubrics.docx
+++ b/examples/sample_course__blueprint_bundle/sample_course__rubrics.docx
@@ -13,7 +13,7 @@
     </w:p>
     <w:p>
       <w:pPr>
-        <w:pStyle w:val="Heading2"/>
+        <w:pStyle w:val="Heading1"/>
       </w:pPr>
       <w:r>
         <w:t>Rubric Grids</w:t>
@@ -30,7 +30,7 @@
     </w:p>
     <w:p>
       <w:pPr>
-        <w:pStyle w:val="Heading3"/>
+        <w:pStyle w:val="Heading2"/>
       </w:pPr>
       <w:r>
         <w:t>Planning Memo Rubric</w:t>
